--- a/extrakty/doc/TC278WG5/extract_16439_(2014).docx
+++ b/extrakty/doc/TC278WG5/extract_16439_(2014).docx
@@ -1681,7 +1681,7 @@
           <w:vertAlign w:val="baseline"/>
           <w:rtl w:val="0"/>
         </w:rPr>
-        <w:t xml:space="preserve">Kapitola je tématicky rozdělena na podčásti, které popisují požadavky na zabezpečení a příslušné profily pro konkrétní komponenty EFC systému. Jedná se například o komunikační rozhraní, uchovávání dat, systém výběrčího, systém poskytovatele mýtné služby, uživatele a správce interoperability. Příklad </w:t>
+        <w:t xml:space="preserve">Kapitola je tematicky rozdělena na podčásti, které popisují požadavky na zabezpečení a příslušné profily pro konkrétní komponenty EFC systému. Jedná se například o komunikační rozhraní, uchovávání dat, systém výběrčího, systém poskytovatele mýtné služby, uživatele a správce interoperability. Příklad </w:t>
       </w:r>
       <w:r>
         <w:rPr>
@@ -2526,7 +2526,7 @@
                 <w:vertAlign w:val="baseline"/>
                 <w:rtl w:val="0"/>
               </w:rPr>
-              <w:t xml:space="preserve">Výměna dat musí umožňovat detekci znovu zaslaných zpráv (ochrana proti "replay atacks").</w:t>
+              <w:t xml:space="preserve">Výměna dat musí umožňovat detekci znovu zaslaných zpráv (ochrana proti "replay attacks").</w:t>
             </w:r>
             <w:r>
               <w:rPr>

--- a/extrakty/doc/TC278WG5/extract_16439_(2014).docx
+++ b/extrakty/doc/TC278WG5/extract_16439_(2014).docx
@@ -279,18 +279,17 @@
         <w:spacing w:after="120" w:before="0" w:line="240" w:lineRule="auto"/>
         <w:contextualSpacing w:val="0"/>
         <w:jc w:val="both"/>
-        <w:rPr>
-          <w:sz w:val="20"/>
-          <w:szCs w:val="20"/>
-        </w:rPr>
-      </w:pPr>
-      <w:r>
-        <w:rPr>
-          <w:sz w:val="20"/>
-          <w:szCs w:val="20"/>
-          <w:rtl w:val="0"/>
-        </w:rPr>
-        <w:t xml:space="preserve">Poznámka: Extrakt přejímá původní číslování kapitol</w:t>
+        <w:rPr/>
+      </w:pPr>
+      <w:r>
+        <w:rPr>
+          <w:rFonts w:ascii="Arial" w:cs="Arial" w:eastAsia="Arial" w:hAnsi="Arial"/>
+          <w:sz w:val="20"/>
+          <w:szCs w:val="20"/>
+          <w:vertAlign w:val="baseline"/>
+          <w:rtl w:val="0"/>
+        </w:rPr>
+        <w:t xml:space="preserve">Poznámka: Extrakt uvádí vybrané kapitoly popisovaného dokumentu a přejímá původní číslování kapitol.</w:t>
       </w:r>
     </w:p>
     <w:p>
@@ -435,62 +434,192 @@
           <w:vertAlign w:val="baseline"/>
           <w:rtl w:val="0"/>
         </w:rPr>
-        <w:t xml:space="preserve">Souvisící normy (výběr)</w:t>
-      </w:r>
-      <w:r>
-        <w:rPr>
-          <w:rtl w:val="0"/>
-        </w:rPr>
-      </w:r>
-    </w:p>
-    <w:p>
-      <w:pPr>
-        <w:pBdr/>
-        <w:spacing w:after="120" w:before="0" w:line="240" w:lineRule="auto"/>
-        <w:contextualSpacing w:val="0"/>
-        <w:jc w:val="both"/>
-        <w:rPr/>
-      </w:pPr>
-      <w:r>
-        <w:rPr>
-          <w:rFonts w:ascii="Arial" w:cs="Arial" w:eastAsia="Arial" w:hAnsi="Arial"/>
-          <w:b w:val="0"/>
-          <w:sz w:val="20"/>
-          <w:szCs w:val="20"/>
-          <w:vertAlign w:val="baseline"/>
-          <w:rtl w:val="0"/>
-        </w:rPr>
-        <w:t xml:space="preserve">Norma souvisí s širokým spektrem norem pro EFC, např. EN 15509, ISO 17573, CEN ISO/TS 17575-1, CEN ISO/TS 12813, CEN ISO/TS 13141 a EN ISO 12855, dále s normami souvisejícími s bezpečnostními technikami jako ISO/IEC 9797-1, ISO/IEC 10118-3, ISO/IEC 11770-1, ISO/IEC 14888-2, ISO/IEC 18033-2, ISO/IEC 19790, poslední skupinou souvisejících dokumentů jsou </w:t>
-      </w:r>
-      <w:r>
-        <w:rPr>
-          <w:sz w:val="20"/>
-          <w:szCs w:val="20"/>
-          <w:rtl w:val="0"/>
-        </w:rPr>
-        <w:t xml:space="preserve">RFC (Request for Comments</w:t>
-      </w:r>
-      <w:r>
-        <w:rPr>
-          <w:rFonts w:ascii="Arial" w:cs="Arial" w:eastAsia="Arial" w:hAnsi="Arial"/>
-          <w:b w:val="0"/>
-          <w:sz w:val="20"/>
-          <w:szCs w:val="20"/>
-          <w:vertAlign w:val="baseline"/>
-          <w:rtl w:val="0"/>
-        </w:rPr>
-        <w:t xml:space="preserve">)</w:t>
-      </w:r>
-      <w:r>
-        <w:rPr>
-          <w:rFonts w:ascii="Arial" w:cs="Arial" w:eastAsia="Arial" w:hAnsi="Arial"/>
-          <w:b w:val="0"/>
-          <w:sz w:val="20"/>
-          <w:szCs w:val="20"/>
-          <w:vertAlign w:val="baseline"/>
-          <w:rtl w:val="0"/>
-        </w:rPr>
-        <w:t xml:space="preserve"> vydávané Komisí techniky Internetu (IETF) např. RFC4301, RFC4347, RFC4648, RFC5035, RFC5246, RFC5280, RFC5746.</w:t>
+        <w:t xml:space="preserve">1 Předmět normy</w:t>
+      </w:r>
+      <w:r>
+        <w:rPr>
+          <w:rtl w:val="0"/>
+        </w:rPr>
+      </w:r>
+    </w:p>
+    <w:p>
+      <w:pPr>
+        <w:pBdr/>
+        <w:spacing w:after="120" w:before="0" w:line="240" w:lineRule="auto"/>
+        <w:contextualSpacing w:val="0"/>
+        <w:jc w:val="both"/>
+        <w:rPr/>
+      </w:pPr>
+      <w:r>
+        <w:rPr>
+          <w:rFonts w:ascii="Arial" w:cs="Arial" w:eastAsia="Arial" w:hAnsi="Arial"/>
+          <w:b w:val="0"/>
+          <w:sz w:val="20"/>
+          <w:szCs w:val="20"/>
+          <w:vertAlign w:val="baseline"/>
+          <w:rtl w:val="0"/>
+        </w:rPr>
+        <w:t xml:space="preserve">Technická specifikace CEN/TS 16439 </w:t>
+      </w:r>
+      <w:r>
+        <w:rPr>
+          <w:b w:val="1"/>
+          <w:sz w:val="20"/>
+          <w:szCs w:val="20"/>
+          <w:rtl w:val="0"/>
+        </w:rPr>
+        <w:t xml:space="preserve">popisuje</w:t>
+      </w:r>
+      <w:r>
+        <w:rPr>
+          <w:rFonts w:ascii="Arial" w:cs="Arial" w:eastAsia="Arial" w:hAnsi="Arial"/>
+          <w:b w:val="0"/>
+          <w:sz w:val="20"/>
+          <w:szCs w:val="20"/>
+          <w:vertAlign w:val="baseline"/>
+          <w:rtl w:val="0"/>
+        </w:rPr>
+        <w:t xml:space="preserve"> následující aspekt</w:t>
+      </w:r>
+      <w:r>
+        <w:rPr>
+          <w:sz w:val="20"/>
+          <w:szCs w:val="20"/>
+          <w:rtl w:val="0"/>
+        </w:rPr>
+        <w:t xml:space="preserve">y</w:t>
+      </w:r>
+      <w:r>
+        <w:rPr>
+          <w:rFonts w:ascii="Arial" w:cs="Arial" w:eastAsia="Arial" w:hAnsi="Arial"/>
+          <w:b w:val="0"/>
+          <w:sz w:val="20"/>
+          <w:szCs w:val="20"/>
+          <w:vertAlign w:val="baseline"/>
+          <w:rtl w:val="0"/>
+        </w:rPr>
+        <w:t xml:space="preserve"> bezpečnosti v systémech elektronického mýta: obecné informace o cílech bezpečnosti zainteresovaných </w:t>
+      </w:r>
+      <w:r>
+        <w:rPr>
+          <w:sz w:val="20"/>
+          <w:szCs w:val="20"/>
+          <w:rtl w:val="0"/>
+        </w:rPr>
+        <w:t xml:space="preserve">stran</w:t>
+      </w:r>
+      <w:r>
+        <w:rPr>
+          <w:rFonts w:ascii="Arial" w:cs="Arial" w:eastAsia="Arial" w:hAnsi="Arial"/>
+          <w:b w:val="0"/>
+          <w:sz w:val="20"/>
+          <w:szCs w:val="20"/>
+          <w:vertAlign w:val="baseline"/>
+          <w:rtl w:val="0"/>
+        </w:rPr>
+        <w:t xml:space="preserve">, analýza bezpečnostních hrozeb, definice modelu vzájemné důvěry, bezpečnostní požadavky, bezpečnostní opatření a protiopatření, specifikace bezpečného rozhraní, správa klíčů, bezpečnostní pravidla, ochrana osobních </w:t>
+      </w:r>
+      <w:r>
+        <w:rPr>
+          <w:rFonts w:ascii="Arial" w:cs="Arial" w:eastAsia="Arial" w:hAnsi="Arial"/>
+          <w:b w:val="0"/>
+          <w:sz w:val="20"/>
+          <w:szCs w:val="20"/>
+          <w:vertAlign w:val="baseline"/>
+          <w:rtl w:val="0"/>
+        </w:rPr>
+        <w:t xml:space="preserve">údajů</w:t>
+      </w:r>
+      <w:r>
+        <w:rPr>
+          <w:rFonts w:ascii="Arial" w:cs="Arial" w:eastAsia="Arial" w:hAnsi="Arial"/>
+          <w:b w:val="0"/>
+          <w:sz w:val="20"/>
+          <w:szCs w:val="20"/>
+          <w:vertAlign w:val="baseline"/>
+          <w:rtl w:val="0"/>
+        </w:rPr>
+        <w:t xml:space="preserve">.</w:t>
+      </w:r>
+      <w:r>
+        <w:rPr>
+          <w:rtl w:val="0"/>
+        </w:rPr>
+      </w:r>
+    </w:p>
+    <w:p>
+      <w:pPr>
+        <w:pBdr/>
+        <w:spacing w:after="120" w:before="0" w:line="240" w:lineRule="auto"/>
+        <w:contextualSpacing w:val="0"/>
+        <w:jc w:val="both"/>
+        <w:rPr/>
+      </w:pPr>
+      <w:r>
+        <w:rPr>
+          <w:rFonts w:ascii="Arial" w:cs="Arial" w:eastAsia="Arial" w:hAnsi="Arial"/>
+          <w:b w:val="0"/>
+          <w:sz w:val="20"/>
+          <w:szCs w:val="20"/>
+          <w:vertAlign w:val="baseline"/>
+          <w:rtl w:val="0"/>
+        </w:rPr>
+        <w:t xml:space="preserve">Popisovaná technická specifikace </w:t>
+      </w:r>
+      <w:r>
+        <w:rPr>
+          <w:rFonts w:ascii="Arial" w:cs="Arial" w:eastAsia="Arial" w:hAnsi="Arial"/>
+          <w:b w:val="1"/>
+          <w:sz w:val="20"/>
+          <w:szCs w:val="20"/>
+          <w:vertAlign w:val="baseline"/>
+          <w:rtl w:val="0"/>
+        </w:rPr>
+        <w:t xml:space="preserve">se nezabývá</w:t>
+      </w:r>
+      <w:r>
+        <w:rPr>
+          <w:rFonts w:ascii="Arial" w:cs="Arial" w:eastAsia="Arial" w:hAnsi="Arial"/>
+          <w:b w:val="0"/>
+          <w:sz w:val="20"/>
+          <w:szCs w:val="20"/>
+          <w:vertAlign w:val="baseline"/>
+          <w:rtl w:val="0"/>
+        </w:rPr>
+        <w:t xml:space="preserve"> analýzou rizik kompletního systému elektronického mýta, bezpečnostními riziky aplikací běžících na OBU ve vozidlech, </w:t>
+      </w:r>
+      <w:r>
+        <w:rPr>
+          <w:rFonts w:ascii="Arial" w:cs="Arial" w:eastAsia="Arial" w:hAnsi="Arial"/>
+          <w:b w:val="0"/>
+          <w:sz w:val="20"/>
+          <w:szCs w:val="20"/>
+          <w:vertAlign w:val="baseline"/>
+          <w:rtl w:val="0"/>
+        </w:rPr>
+        <w:t xml:space="preserve">rozhraní</w:t>
+      </w:r>
+      <w:r>
+        <w:rPr>
+          <w:rFonts w:ascii="Arial" w:cs="Arial" w:eastAsia="Arial" w:hAnsi="Arial"/>
+          <w:b w:val="0"/>
+          <w:sz w:val="20"/>
+          <w:szCs w:val="20"/>
+          <w:vertAlign w:val="baseline"/>
+          <w:rtl w:val="0"/>
+        </w:rPr>
+        <w:t xml:space="preserve">m</w:t>
+      </w:r>
+      <w:r>
+        <w:rPr>
+          <w:rFonts w:ascii="Arial" w:cs="Arial" w:eastAsia="Arial" w:hAnsi="Arial"/>
+          <w:b w:val="0"/>
+          <w:sz w:val="20"/>
+          <w:szCs w:val="20"/>
+          <w:vertAlign w:val="baseline"/>
+          <w:rtl w:val="0"/>
+        </w:rPr>
+        <w:t xml:space="preserve"> subjektu správce interoperability, technickými opatřeními zajišťujícími důvěru mezi poskytovatelem mýtné služby a uživatelem, kompletním popisem všech potřebných bezpečnostních opatření řešících všechny popsané hrozby, konkrétním popisem implementace bezpečnostních opatření pro konkrétní systém, např. EETS, detailním popisem ochrany osobních údajů.</w:t>
       </w:r>
       <w:r>
         <w:rPr>
@@ -529,192 +658,62 @@
           <w:vertAlign w:val="baseline"/>
           <w:rtl w:val="0"/>
         </w:rPr>
-        <w:t xml:space="preserve">1 Předmět normy</w:t>
-      </w:r>
-      <w:r>
-        <w:rPr>
-          <w:rtl w:val="0"/>
-        </w:rPr>
-      </w:r>
-    </w:p>
-    <w:p>
-      <w:pPr>
-        <w:pBdr/>
-        <w:spacing w:after="120" w:before="0" w:line="240" w:lineRule="auto"/>
-        <w:contextualSpacing w:val="0"/>
-        <w:jc w:val="both"/>
-        <w:rPr/>
-      </w:pPr>
-      <w:r>
-        <w:rPr>
-          <w:rFonts w:ascii="Arial" w:cs="Arial" w:eastAsia="Arial" w:hAnsi="Arial"/>
-          <w:b w:val="0"/>
-          <w:sz w:val="20"/>
-          <w:szCs w:val="20"/>
-          <w:vertAlign w:val="baseline"/>
-          <w:rtl w:val="0"/>
-        </w:rPr>
-        <w:t xml:space="preserve">Technická specifikace CEN/TS 16439 </w:t>
-      </w:r>
-      <w:r>
-        <w:rPr>
-          <w:b w:val="1"/>
-          <w:sz w:val="20"/>
-          <w:szCs w:val="20"/>
-          <w:rtl w:val="0"/>
-        </w:rPr>
-        <w:t xml:space="preserve">popisuje</w:t>
-      </w:r>
-      <w:r>
-        <w:rPr>
-          <w:rFonts w:ascii="Arial" w:cs="Arial" w:eastAsia="Arial" w:hAnsi="Arial"/>
-          <w:b w:val="0"/>
-          <w:sz w:val="20"/>
-          <w:szCs w:val="20"/>
-          <w:vertAlign w:val="baseline"/>
-          <w:rtl w:val="0"/>
-        </w:rPr>
-        <w:t xml:space="preserve"> následující aspekt</w:t>
-      </w:r>
-      <w:r>
-        <w:rPr>
-          <w:sz w:val="20"/>
-          <w:szCs w:val="20"/>
-          <w:rtl w:val="0"/>
-        </w:rPr>
-        <w:t xml:space="preserve">y</w:t>
-      </w:r>
-      <w:r>
-        <w:rPr>
-          <w:rFonts w:ascii="Arial" w:cs="Arial" w:eastAsia="Arial" w:hAnsi="Arial"/>
-          <w:b w:val="0"/>
-          <w:sz w:val="20"/>
-          <w:szCs w:val="20"/>
-          <w:vertAlign w:val="baseline"/>
-          <w:rtl w:val="0"/>
-        </w:rPr>
-        <w:t xml:space="preserve"> bezpečnosti v systémech elektronického mýta: obecné informace o cílech bezpečnosti zainteresovaných </w:t>
-      </w:r>
-      <w:r>
-        <w:rPr>
-          <w:sz w:val="20"/>
-          <w:szCs w:val="20"/>
-          <w:rtl w:val="0"/>
-        </w:rPr>
-        <w:t xml:space="preserve">stran</w:t>
-      </w:r>
-      <w:r>
-        <w:rPr>
-          <w:rFonts w:ascii="Arial" w:cs="Arial" w:eastAsia="Arial" w:hAnsi="Arial"/>
-          <w:b w:val="0"/>
-          <w:sz w:val="20"/>
-          <w:szCs w:val="20"/>
-          <w:vertAlign w:val="baseline"/>
-          <w:rtl w:val="0"/>
-        </w:rPr>
-        <w:t xml:space="preserve">, analýza bezpečnostních hrozeb, definice modelu vzájemné důvěry, bezpečnostní požadavky, bezpečnostní opatření a protiopatření, specifikace bezpečného rozhraní, správa klíčů, bezpečnostní pravidla, ochrana osobních </w:t>
-      </w:r>
-      <w:r>
-        <w:rPr>
-          <w:rFonts w:ascii="Arial" w:cs="Arial" w:eastAsia="Arial" w:hAnsi="Arial"/>
-          <w:b w:val="0"/>
-          <w:sz w:val="20"/>
-          <w:szCs w:val="20"/>
-          <w:vertAlign w:val="baseline"/>
-          <w:rtl w:val="0"/>
-        </w:rPr>
-        <w:t xml:space="preserve">údajů</w:t>
-      </w:r>
-      <w:r>
-        <w:rPr>
-          <w:rFonts w:ascii="Arial" w:cs="Arial" w:eastAsia="Arial" w:hAnsi="Arial"/>
-          <w:b w:val="0"/>
-          <w:sz w:val="20"/>
-          <w:szCs w:val="20"/>
-          <w:vertAlign w:val="baseline"/>
-          <w:rtl w:val="0"/>
-        </w:rPr>
-        <w:t xml:space="preserve">.</w:t>
-      </w:r>
-      <w:r>
-        <w:rPr>
-          <w:rtl w:val="0"/>
-        </w:rPr>
-      </w:r>
-    </w:p>
-    <w:p>
-      <w:pPr>
-        <w:pBdr/>
-        <w:spacing w:after="120" w:before="0" w:line="240" w:lineRule="auto"/>
-        <w:contextualSpacing w:val="0"/>
-        <w:jc w:val="both"/>
-        <w:rPr/>
-      </w:pPr>
-      <w:r>
-        <w:rPr>
-          <w:rFonts w:ascii="Arial" w:cs="Arial" w:eastAsia="Arial" w:hAnsi="Arial"/>
-          <w:b w:val="0"/>
-          <w:sz w:val="20"/>
-          <w:szCs w:val="20"/>
-          <w:vertAlign w:val="baseline"/>
-          <w:rtl w:val="0"/>
-        </w:rPr>
-        <w:t xml:space="preserve">Popisovaná technická specifikace </w:t>
-      </w:r>
-      <w:r>
-        <w:rPr>
-          <w:rFonts w:ascii="Arial" w:cs="Arial" w:eastAsia="Arial" w:hAnsi="Arial"/>
-          <w:b w:val="1"/>
-          <w:sz w:val="20"/>
-          <w:szCs w:val="20"/>
-          <w:vertAlign w:val="baseline"/>
-          <w:rtl w:val="0"/>
-        </w:rPr>
-        <w:t xml:space="preserve">se nezabývá</w:t>
-      </w:r>
-      <w:r>
-        <w:rPr>
-          <w:rFonts w:ascii="Arial" w:cs="Arial" w:eastAsia="Arial" w:hAnsi="Arial"/>
-          <w:b w:val="0"/>
-          <w:sz w:val="20"/>
-          <w:szCs w:val="20"/>
-          <w:vertAlign w:val="baseline"/>
-          <w:rtl w:val="0"/>
-        </w:rPr>
-        <w:t xml:space="preserve"> analýzou rizik kompletního systému elektronického mýta, bezpečnostními riziky aplikací běžících na OBU ve vozidlech, </w:t>
-      </w:r>
-      <w:r>
-        <w:rPr>
-          <w:rFonts w:ascii="Arial" w:cs="Arial" w:eastAsia="Arial" w:hAnsi="Arial"/>
-          <w:b w:val="0"/>
-          <w:sz w:val="20"/>
-          <w:szCs w:val="20"/>
-          <w:vertAlign w:val="baseline"/>
-          <w:rtl w:val="0"/>
-        </w:rPr>
-        <w:t xml:space="preserve">rozhraní</w:t>
-      </w:r>
-      <w:r>
-        <w:rPr>
-          <w:rFonts w:ascii="Arial" w:cs="Arial" w:eastAsia="Arial" w:hAnsi="Arial"/>
-          <w:b w:val="0"/>
-          <w:sz w:val="20"/>
-          <w:szCs w:val="20"/>
-          <w:vertAlign w:val="baseline"/>
-          <w:rtl w:val="0"/>
-        </w:rPr>
-        <w:t xml:space="preserve">m</w:t>
-      </w:r>
-      <w:r>
-        <w:rPr>
-          <w:rFonts w:ascii="Arial" w:cs="Arial" w:eastAsia="Arial" w:hAnsi="Arial"/>
-          <w:b w:val="0"/>
-          <w:sz w:val="20"/>
-          <w:szCs w:val="20"/>
-          <w:vertAlign w:val="baseline"/>
-          <w:rtl w:val="0"/>
-        </w:rPr>
-        <w:t xml:space="preserve"> subjektu správce interoperability, technickými opatřeními zajišťujícími důvěru mezi poskytovatelem mýtné služby a uživatelem, kompletním popisem všech potřebných bezpečnostních opatření řešících všechny popsané hrozby, konkrétním popisem implementace bezpečnostních opatření pro konkrétní systém, např. EETS, detailním popisem ochrany osobních údajů.</w:t>
+        <w:t xml:space="preserve">2 Souvisící normy</w:t>
+      </w:r>
+      <w:r>
+        <w:rPr>
+          <w:rtl w:val="0"/>
+        </w:rPr>
+      </w:r>
+    </w:p>
+    <w:p>
+      <w:pPr>
+        <w:pBdr/>
+        <w:spacing w:after="120" w:before="0" w:line="240" w:lineRule="auto"/>
+        <w:contextualSpacing w:val="0"/>
+        <w:jc w:val="both"/>
+        <w:rPr/>
+      </w:pPr>
+      <w:r>
+        <w:rPr>
+          <w:rFonts w:ascii="Arial" w:cs="Arial" w:eastAsia="Arial" w:hAnsi="Arial"/>
+          <w:b w:val="0"/>
+          <w:sz w:val="20"/>
+          <w:szCs w:val="20"/>
+          <w:vertAlign w:val="baseline"/>
+          <w:rtl w:val="0"/>
+        </w:rPr>
+        <w:t xml:space="preserve">Norma souvisí s širokým spektrem norem pro EFC, např. EN 15509, ISO 17573, CEN ISO/TS 17575-1, CEN ISO/TS 12813, CEN ISO/TS 13141 a EN ISO 12855, dále s normami souvisejícími s bezpečnostními technikami jako ISO/IEC 9797-1, ISO/IEC 10118-3, ISO/IEC 11770-1, ISO/IEC 14888-2, ISO/IEC 18033-2, ISO/IEC 19790, poslední skupinou souvisejících dokumentů jsou </w:t>
+      </w:r>
+      <w:r>
+        <w:rPr>
+          <w:sz w:val="20"/>
+          <w:szCs w:val="20"/>
+          <w:rtl w:val="0"/>
+        </w:rPr>
+        <w:t xml:space="preserve">RFC (Request for Comments</w:t>
+      </w:r>
+      <w:r>
+        <w:rPr>
+          <w:rFonts w:ascii="Arial" w:cs="Arial" w:eastAsia="Arial" w:hAnsi="Arial"/>
+          <w:b w:val="0"/>
+          <w:sz w:val="20"/>
+          <w:szCs w:val="20"/>
+          <w:vertAlign w:val="baseline"/>
+          <w:rtl w:val="0"/>
+        </w:rPr>
+        <w:t xml:space="preserve">)</w:t>
+      </w:r>
+      <w:r>
+        <w:rPr>
+          <w:rFonts w:ascii="Arial" w:cs="Arial" w:eastAsia="Arial" w:hAnsi="Arial"/>
+          <w:b w:val="0"/>
+          <w:sz w:val="20"/>
+          <w:szCs w:val="20"/>
+          <w:vertAlign w:val="baseline"/>
+          <w:rtl w:val="0"/>
+        </w:rPr>
+        <w:t xml:space="preserve"> vydávané Komisí techniky Internetu (IETF) např. RFC4301, RFC4347, RFC4648, RFC5035, RFC5246, RFC5280, RFC5746.</w:t>
       </w:r>
       <w:r>
         <w:rPr>
@@ -1214,6 +1213,25 @@
       </w:pPr>
       <w:r>
         <w:rPr>
+          <w:rFonts w:ascii="Arial" w:cs="Arial" w:eastAsia="Arial" w:hAnsi="Arial"/>
+          <w:sz w:val="20"/>
+          <w:szCs w:val="20"/>
+          <w:vertAlign w:val="baseline"/>
+          <w:rtl w:val="0"/>
+        </w:rPr>
+        <w:t xml:space="preserve">Další termíny a zkratky z oboru ITS jsou obsaženy ve slovníku ITS terminology.</w:t>
+      </w:r>
+    </w:p>
+    <w:p>
+      <w:pPr>
+        <w:pBdr/>
+        <w:spacing w:after="120" w:before="0" w:line="240" w:lineRule="auto"/>
+        <w:contextualSpacing w:val="0"/>
+        <w:jc w:val="both"/>
+        <w:rPr/>
+      </w:pPr>
+      <w:r>
+        <w:rPr>
           <w:rtl w:val="0"/>
         </w:rPr>
       </w:r>
@@ -1235,14 +1253,14 @@
           <w:vertAlign w:val="baseline"/>
           <w:rtl w:val="0"/>
         </w:rPr>
-        <w:t xml:space="preserve">4 </w:t>
-      </w:r>
-      <w:r>
-        <w:rPr>
-          <w:b w:val="1"/>
-          <w:rtl w:val="0"/>
-        </w:rPr>
-        <w:t xml:space="preserve">Z</w:t>
+        <w:t xml:space="preserve">4 Symboly a zkratky</w:t>
+      </w:r>
+      <w:r>
+        <w:rPr>
+          <w:b w:val="1"/>
+          <w:rtl w:val="0"/>
+        </w:rPr>
+        <w:t xml:space="preserve"/>
       </w:r>
       <w:r>
         <w:rPr>
@@ -1253,7 +1271,7 @@
           <w:vertAlign w:val="baseline"/>
           <w:rtl w:val="0"/>
         </w:rPr>
-        <w:t xml:space="preserve">kratky</w:t>
+        <w:t xml:space="preserve"/>
       </w:r>
       <w:r>
         <w:rPr>
@@ -1431,6 +1449,25 @@
         <w:rPr>
           <w:rtl w:val="0"/>
         </w:rPr>
+      </w:r>
+    </w:p>
+    <w:p>
+      <w:pPr>
+        <w:pBdr/>
+        <w:spacing w:after="120" w:before="0" w:line="240" w:lineRule="auto"/>
+        <w:contextualSpacing w:val="0"/>
+        <w:jc w:val="both"/>
+        <w:rPr/>
+      </w:pPr>
+      <w:r>
+        <w:rPr>
+          <w:rFonts w:ascii="Arial" w:cs="Arial" w:eastAsia="Arial" w:hAnsi="Arial"/>
+          <w:sz w:val="20"/>
+          <w:szCs w:val="20"/>
+          <w:vertAlign w:val="baseline"/>
+          <w:rtl w:val="0"/>
+        </w:rPr>
+        <w:t xml:space="preserve">Další termíny a zkratky z oboru ITS jsou obsaženy ve slovníku ITS terminology (www.ITSterminology.org).</w:t>
       </w:r>
     </w:p>
     <w:p>

--- a/extrakty/doc/TC278WG5/extract_16439_(2014).docx
+++ b/extrakty/doc/TC278WG5/extract_16439_(2014).docx
@@ -26,7 +26,7 @@
           <w:vertAlign w:val="baseline"/>
           <w:rtl w:val="0"/>
         </w:rPr>
-        <w:t xml:space="preserve">EXTRAKT z technické specifikace ISO</w:t>
+        <w:t xml:space="preserve">EXTRAKT z technické specifikace CEN</w:t>
       </w:r>
       <w:r>
         <w:rPr>
@@ -215,7 +215,7 @@
           <w:vertAlign w:val="baseline"/>
           <w:rtl w:val="0"/>
         </w:rPr>
-        <w:t xml:space="preserve">141 stran</w:t>
+        <w:t xml:space="preserve">Vydána 2013, 141 stran</w:t>
       </w:r>
       <w:r>
         <w:rPr>
